--- a/14_ACP01/ACP01 - Module 5 - Billing, Pricing & Support/ACP01 - Module 5.2 - AWS Pricing Models.docx
+++ b/14_ACP01/ACP01 - Module 5 - Billing, Pricing & Support/ACP01 - Module 5.2 - AWS Pricing Models.docx
@@ -186,6 +186,9 @@
     <w:p/>
     <w:p>
       <w:r>
+        <w:rPr>
+          <w:noProof/>
+        </w:rPr>
         <w:lastRenderedPageBreak/>
         <w:drawing>
           <wp:inline distT="0" distB="0" distL="0" distR="0" wp14:anchorId="63D8B8C3" wp14:editId="0C35049C">
@@ -225,6 +228,494 @@
       </w:r>
     </w:p>
     <w:p/>
+    <w:p>
+      <w:r>
+        <w:drawing>
+          <wp:inline distT="0" distB="0" distL="0" distR="0" wp14:anchorId="26F66A6C" wp14:editId="40AD91A9">
+            <wp:extent cx="8863330" cy="1856740"/>
+            <wp:effectExtent l="0" t="0" r="0" b="0"/>
+            <wp:docPr id="1088223336" name="Picture 1"/>
+            <wp:cNvGraphicFramePr>
+              <a:graphicFrameLocks xmlns:a="http://schemas.openxmlformats.org/drawingml/2006/main" noChangeAspect="1"/>
+            </wp:cNvGraphicFramePr>
+            <a:graphic xmlns:a="http://schemas.openxmlformats.org/drawingml/2006/main">
+              <a:graphicData uri="http://schemas.openxmlformats.org/drawingml/2006/picture">
+                <pic:pic xmlns:pic="http://schemas.openxmlformats.org/drawingml/2006/picture">
+                  <pic:nvPicPr>
+                    <pic:cNvPr id="1088223336" name=""/>
+                    <pic:cNvPicPr/>
+                  </pic:nvPicPr>
+                  <pic:blipFill>
+                    <a:blip r:embed="rId10"/>
+                    <a:stretch>
+                      <a:fillRect/>
+                    </a:stretch>
+                  </pic:blipFill>
+                  <pic:spPr>
+                    <a:xfrm>
+                      <a:off x="0" y="0"/>
+                      <a:ext cx="8863330" cy="1856740"/>
+                    </a:xfrm>
+                    <a:prstGeom prst="rect">
+                      <a:avLst/>
+                    </a:prstGeom>
+                  </pic:spPr>
+                </pic:pic>
+              </a:graphicData>
+            </a:graphic>
+          </wp:inline>
+        </w:drawing>
+      </w:r>
+    </w:p>
+    <w:p>
+      <w:r>
+        <w:lastRenderedPageBreak/>
+        <w:drawing>
+          <wp:inline distT="0" distB="0" distL="0" distR="0" wp14:anchorId="548B4083" wp14:editId="7D36D739">
+            <wp:extent cx="7135221" cy="6373114"/>
+            <wp:effectExtent l="0" t="0" r="8890" b="8890"/>
+            <wp:docPr id="1827293823" name="Picture 1"/>
+            <wp:cNvGraphicFramePr>
+              <a:graphicFrameLocks xmlns:a="http://schemas.openxmlformats.org/drawingml/2006/main" noChangeAspect="1"/>
+            </wp:cNvGraphicFramePr>
+            <a:graphic xmlns:a="http://schemas.openxmlformats.org/drawingml/2006/main">
+              <a:graphicData uri="http://schemas.openxmlformats.org/drawingml/2006/picture">
+                <pic:pic xmlns:pic="http://schemas.openxmlformats.org/drawingml/2006/picture">
+                  <pic:nvPicPr>
+                    <pic:cNvPr id="1827293823" name=""/>
+                    <pic:cNvPicPr/>
+                  </pic:nvPicPr>
+                  <pic:blipFill>
+                    <a:blip r:embed="rId11"/>
+                    <a:stretch>
+                      <a:fillRect/>
+                    </a:stretch>
+                  </pic:blipFill>
+                  <pic:spPr>
+                    <a:xfrm>
+                      <a:off x="0" y="0"/>
+                      <a:ext cx="7135221" cy="6373114"/>
+                    </a:xfrm>
+                    <a:prstGeom prst="rect">
+                      <a:avLst/>
+                    </a:prstGeom>
+                  </pic:spPr>
+                </pic:pic>
+              </a:graphicData>
+            </a:graphic>
+          </wp:inline>
+        </w:drawing>
+      </w:r>
+    </w:p>
+    <w:p>
+      <w:r>
+        <w:lastRenderedPageBreak/>
+        <w:drawing>
+          <wp:inline distT="0" distB="0" distL="0" distR="0" wp14:anchorId="6A618A0F" wp14:editId="3AFA5EF4">
+            <wp:extent cx="7544853" cy="6058746"/>
+            <wp:effectExtent l="0" t="0" r="0" b="0"/>
+            <wp:docPr id="1149661133" name="Picture 1"/>
+            <wp:cNvGraphicFramePr>
+              <a:graphicFrameLocks xmlns:a="http://schemas.openxmlformats.org/drawingml/2006/main" noChangeAspect="1"/>
+            </wp:cNvGraphicFramePr>
+            <a:graphic xmlns:a="http://schemas.openxmlformats.org/drawingml/2006/main">
+              <a:graphicData uri="http://schemas.openxmlformats.org/drawingml/2006/picture">
+                <pic:pic xmlns:pic="http://schemas.openxmlformats.org/drawingml/2006/picture">
+                  <pic:nvPicPr>
+                    <pic:cNvPr id="1149661133" name=""/>
+                    <pic:cNvPicPr/>
+                  </pic:nvPicPr>
+                  <pic:blipFill>
+                    <a:blip r:embed="rId12"/>
+                    <a:stretch>
+                      <a:fillRect/>
+                    </a:stretch>
+                  </pic:blipFill>
+                  <pic:spPr>
+                    <a:xfrm>
+                      <a:off x="0" y="0"/>
+                      <a:ext cx="7544853" cy="6058746"/>
+                    </a:xfrm>
+                    <a:prstGeom prst="rect">
+                      <a:avLst/>
+                    </a:prstGeom>
+                  </pic:spPr>
+                </pic:pic>
+              </a:graphicData>
+            </a:graphic>
+          </wp:inline>
+        </w:drawing>
+      </w:r>
+    </w:p>
+    <w:p/>
+    <w:p>
+      <w:r>
+        <w:lastRenderedPageBreak/>
+        <w:drawing>
+          <wp:inline distT="0" distB="0" distL="0" distR="0" wp14:anchorId="707A909C" wp14:editId="290AA809">
+            <wp:extent cx="7230484" cy="5934903"/>
+            <wp:effectExtent l="0" t="0" r="8890" b="8890"/>
+            <wp:docPr id="818761279" name="Picture 1"/>
+            <wp:cNvGraphicFramePr>
+              <a:graphicFrameLocks xmlns:a="http://schemas.openxmlformats.org/drawingml/2006/main" noChangeAspect="1"/>
+            </wp:cNvGraphicFramePr>
+            <a:graphic xmlns:a="http://schemas.openxmlformats.org/drawingml/2006/main">
+              <a:graphicData uri="http://schemas.openxmlformats.org/drawingml/2006/picture">
+                <pic:pic xmlns:pic="http://schemas.openxmlformats.org/drawingml/2006/picture">
+                  <pic:nvPicPr>
+                    <pic:cNvPr id="818761279" name=""/>
+                    <pic:cNvPicPr/>
+                  </pic:nvPicPr>
+                  <pic:blipFill>
+                    <a:blip r:embed="rId13"/>
+                    <a:stretch>
+                      <a:fillRect/>
+                    </a:stretch>
+                  </pic:blipFill>
+                  <pic:spPr>
+                    <a:xfrm>
+                      <a:off x="0" y="0"/>
+                      <a:ext cx="7230484" cy="5934903"/>
+                    </a:xfrm>
+                    <a:prstGeom prst="rect">
+                      <a:avLst/>
+                    </a:prstGeom>
+                  </pic:spPr>
+                </pic:pic>
+              </a:graphicData>
+            </a:graphic>
+          </wp:inline>
+        </w:drawing>
+      </w:r>
+    </w:p>
+    <w:p/>
+    <w:p/>
+    <w:p>
+      <w:r>
+        <w:lastRenderedPageBreak/>
+        <w:drawing>
+          <wp:inline distT="0" distB="0" distL="0" distR="0" wp14:anchorId="71B27A19" wp14:editId="67030631">
+            <wp:extent cx="7678222" cy="6049219"/>
+            <wp:effectExtent l="0" t="0" r="0" b="8890"/>
+            <wp:docPr id="430055303" name="Picture 1"/>
+            <wp:cNvGraphicFramePr>
+              <a:graphicFrameLocks xmlns:a="http://schemas.openxmlformats.org/drawingml/2006/main" noChangeAspect="1"/>
+            </wp:cNvGraphicFramePr>
+            <a:graphic xmlns:a="http://schemas.openxmlformats.org/drawingml/2006/main">
+              <a:graphicData uri="http://schemas.openxmlformats.org/drawingml/2006/picture">
+                <pic:pic xmlns:pic="http://schemas.openxmlformats.org/drawingml/2006/picture">
+                  <pic:nvPicPr>
+                    <pic:cNvPr id="430055303" name=""/>
+                    <pic:cNvPicPr/>
+                  </pic:nvPicPr>
+                  <pic:blipFill>
+                    <a:blip r:embed="rId14"/>
+                    <a:stretch>
+                      <a:fillRect/>
+                    </a:stretch>
+                  </pic:blipFill>
+                  <pic:spPr>
+                    <a:xfrm>
+                      <a:off x="0" y="0"/>
+                      <a:ext cx="7678222" cy="6049219"/>
+                    </a:xfrm>
+                    <a:prstGeom prst="rect">
+                      <a:avLst/>
+                    </a:prstGeom>
+                  </pic:spPr>
+                </pic:pic>
+              </a:graphicData>
+            </a:graphic>
+          </wp:inline>
+        </w:drawing>
+      </w:r>
+    </w:p>
+    <w:p/>
+    <w:p>
+      <w:r>
+        <w:lastRenderedPageBreak/>
+        <w:drawing>
+          <wp:inline distT="0" distB="0" distL="0" distR="0" wp14:anchorId="2529E040" wp14:editId="46B039CD">
+            <wp:extent cx="8863330" cy="6066790"/>
+            <wp:effectExtent l="0" t="0" r="0" b="0"/>
+            <wp:docPr id="1472053379" name="Picture 1"/>
+            <wp:cNvGraphicFramePr>
+              <a:graphicFrameLocks xmlns:a="http://schemas.openxmlformats.org/drawingml/2006/main" noChangeAspect="1"/>
+            </wp:cNvGraphicFramePr>
+            <a:graphic xmlns:a="http://schemas.openxmlformats.org/drawingml/2006/main">
+              <a:graphicData uri="http://schemas.openxmlformats.org/drawingml/2006/picture">
+                <pic:pic xmlns:pic="http://schemas.openxmlformats.org/drawingml/2006/picture">
+                  <pic:nvPicPr>
+                    <pic:cNvPr id="1472053379" name=""/>
+                    <pic:cNvPicPr/>
+                  </pic:nvPicPr>
+                  <pic:blipFill>
+                    <a:blip r:embed="rId15"/>
+                    <a:stretch>
+                      <a:fillRect/>
+                    </a:stretch>
+                  </pic:blipFill>
+                  <pic:spPr>
+                    <a:xfrm>
+                      <a:off x="0" y="0"/>
+                      <a:ext cx="8863330" cy="6066790"/>
+                    </a:xfrm>
+                    <a:prstGeom prst="rect">
+                      <a:avLst/>
+                    </a:prstGeom>
+                  </pic:spPr>
+                </pic:pic>
+              </a:graphicData>
+            </a:graphic>
+          </wp:inline>
+        </w:drawing>
+      </w:r>
+    </w:p>
+    <w:p/>
+    <w:p>
+      <w:r>
+        <w:lastRenderedPageBreak/>
+        <w:drawing>
+          <wp:inline distT="0" distB="0" distL="0" distR="0" wp14:anchorId="4BCA39EB" wp14:editId="487482CF">
+            <wp:extent cx="8863330" cy="5862955"/>
+            <wp:effectExtent l="0" t="0" r="0" b="4445"/>
+            <wp:docPr id="149267410" name="Picture 1"/>
+            <wp:cNvGraphicFramePr>
+              <a:graphicFrameLocks xmlns:a="http://schemas.openxmlformats.org/drawingml/2006/main" noChangeAspect="1"/>
+            </wp:cNvGraphicFramePr>
+            <a:graphic xmlns:a="http://schemas.openxmlformats.org/drawingml/2006/main">
+              <a:graphicData uri="http://schemas.openxmlformats.org/drawingml/2006/picture">
+                <pic:pic xmlns:pic="http://schemas.openxmlformats.org/drawingml/2006/picture">
+                  <pic:nvPicPr>
+                    <pic:cNvPr id="149267410" name=""/>
+                    <pic:cNvPicPr/>
+                  </pic:nvPicPr>
+                  <pic:blipFill>
+                    <a:blip r:embed="rId16"/>
+                    <a:stretch>
+                      <a:fillRect/>
+                    </a:stretch>
+                  </pic:blipFill>
+                  <pic:spPr>
+                    <a:xfrm>
+                      <a:off x="0" y="0"/>
+                      <a:ext cx="8863330" cy="5862955"/>
+                    </a:xfrm>
+                    <a:prstGeom prst="rect">
+                      <a:avLst/>
+                    </a:prstGeom>
+                  </pic:spPr>
+                </pic:pic>
+              </a:graphicData>
+            </a:graphic>
+          </wp:inline>
+        </w:drawing>
+      </w:r>
+    </w:p>
+    <w:p/>
+    <w:p/>
+    <w:p>
+      <w:r>
+        <w:lastRenderedPageBreak/>
+        <w:drawing>
+          <wp:inline distT="0" distB="0" distL="0" distR="0" wp14:anchorId="798254B3" wp14:editId="3097043F">
+            <wp:extent cx="8863330" cy="5255260"/>
+            <wp:effectExtent l="0" t="0" r="0" b="2540"/>
+            <wp:docPr id="672775956" name="Picture 1"/>
+            <wp:cNvGraphicFramePr>
+              <a:graphicFrameLocks xmlns:a="http://schemas.openxmlformats.org/drawingml/2006/main" noChangeAspect="1"/>
+            </wp:cNvGraphicFramePr>
+            <a:graphic xmlns:a="http://schemas.openxmlformats.org/drawingml/2006/main">
+              <a:graphicData uri="http://schemas.openxmlformats.org/drawingml/2006/picture">
+                <pic:pic xmlns:pic="http://schemas.openxmlformats.org/drawingml/2006/picture">
+                  <pic:nvPicPr>
+                    <pic:cNvPr id="672775956" name=""/>
+                    <pic:cNvPicPr/>
+                  </pic:nvPicPr>
+                  <pic:blipFill>
+                    <a:blip r:embed="rId17"/>
+                    <a:stretch>
+                      <a:fillRect/>
+                    </a:stretch>
+                  </pic:blipFill>
+                  <pic:spPr>
+                    <a:xfrm>
+                      <a:off x="0" y="0"/>
+                      <a:ext cx="8863330" cy="5255260"/>
+                    </a:xfrm>
+                    <a:prstGeom prst="rect">
+                      <a:avLst/>
+                    </a:prstGeom>
+                  </pic:spPr>
+                </pic:pic>
+              </a:graphicData>
+            </a:graphic>
+          </wp:inline>
+        </w:drawing>
+      </w:r>
+    </w:p>
+    <w:p/>
+    <w:p/>
+    <w:p/>
+    <w:p/>
+    <w:p>
+      <w:r>
+        <w:lastRenderedPageBreak/>
+        <w:drawing>
+          <wp:inline distT="0" distB="0" distL="0" distR="0" wp14:anchorId="6F889BB0" wp14:editId="7A77C2E4">
+            <wp:extent cx="7334250" cy="2955828"/>
+            <wp:effectExtent l="0" t="0" r="0" b="0"/>
+            <wp:docPr id="1284836798" name="Picture 1"/>
+            <wp:cNvGraphicFramePr>
+              <a:graphicFrameLocks xmlns:a="http://schemas.openxmlformats.org/drawingml/2006/main" noChangeAspect="1"/>
+            </wp:cNvGraphicFramePr>
+            <a:graphic xmlns:a="http://schemas.openxmlformats.org/drawingml/2006/main">
+              <a:graphicData uri="http://schemas.openxmlformats.org/drawingml/2006/picture">
+                <pic:pic xmlns:pic="http://schemas.openxmlformats.org/drawingml/2006/picture">
+                  <pic:nvPicPr>
+                    <pic:cNvPr id="1284836798" name=""/>
+                    <pic:cNvPicPr/>
+                  </pic:nvPicPr>
+                  <pic:blipFill>
+                    <a:blip r:embed="rId18"/>
+                    <a:stretch>
+                      <a:fillRect/>
+                    </a:stretch>
+                  </pic:blipFill>
+                  <pic:spPr>
+                    <a:xfrm>
+                      <a:off x="0" y="0"/>
+                      <a:ext cx="7352406" cy="2963145"/>
+                    </a:xfrm>
+                    <a:prstGeom prst="rect">
+                      <a:avLst/>
+                    </a:prstGeom>
+                  </pic:spPr>
+                </pic:pic>
+              </a:graphicData>
+            </a:graphic>
+          </wp:inline>
+        </w:drawing>
+      </w:r>
+    </w:p>
+    <w:p>
+      <w:r>
+        <w:drawing>
+          <wp:inline distT="0" distB="0" distL="0" distR="0" wp14:anchorId="457B7754" wp14:editId="07EEF1E7">
+            <wp:extent cx="6619875" cy="3433385"/>
+            <wp:effectExtent l="0" t="0" r="0" b="0"/>
+            <wp:docPr id="2127937754" name="Picture 1"/>
+            <wp:cNvGraphicFramePr>
+              <a:graphicFrameLocks xmlns:a="http://schemas.openxmlformats.org/drawingml/2006/main" noChangeAspect="1"/>
+            </wp:cNvGraphicFramePr>
+            <a:graphic xmlns:a="http://schemas.openxmlformats.org/drawingml/2006/main">
+              <a:graphicData uri="http://schemas.openxmlformats.org/drawingml/2006/picture">
+                <pic:pic xmlns:pic="http://schemas.openxmlformats.org/drawingml/2006/picture">
+                  <pic:nvPicPr>
+                    <pic:cNvPr id="2127937754" name=""/>
+                    <pic:cNvPicPr/>
+                  </pic:nvPicPr>
+                  <pic:blipFill>
+                    <a:blip r:embed="rId19"/>
+                    <a:stretch>
+                      <a:fillRect/>
+                    </a:stretch>
+                  </pic:blipFill>
+                  <pic:spPr>
+                    <a:xfrm>
+                      <a:off x="0" y="0"/>
+                      <a:ext cx="6627355" cy="3437264"/>
+                    </a:xfrm>
+                    <a:prstGeom prst="rect">
+                      <a:avLst/>
+                    </a:prstGeom>
+                  </pic:spPr>
+                </pic:pic>
+              </a:graphicData>
+            </a:graphic>
+          </wp:inline>
+        </w:drawing>
+      </w:r>
+    </w:p>
+    <w:p>
+      <w:r>
+        <w:lastRenderedPageBreak/>
+        <w:drawing>
+          <wp:inline distT="0" distB="0" distL="0" distR="0" wp14:anchorId="1E621049" wp14:editId="3539CAB4">
+            <wp:extent cx="8172613" cy="2952750"/>
+            <wp:effectExtent l="0" t="0" r="0" b="0"/>
+            <wp:docPr id="1707058011" name="Picture 1"/>
+            <wp:cNvGraphicFramePr>
+              <a:graphicFrameLocks xmlns:a="http://schemas.openxmlformats.org/drawingml/2006/main" noChangeAspect="1"/>
+            </wp:cNvGraphicFramePr>
+            <a:graphic xmlns:a="http://schemas.openxmlformats.org/drawingml/2006/main">
+              <a:graphicData uri="http://schemas.openxmlformats.org/drawingml/2006/picture">
+                <pic:pic xmlns:pic="http://schemas.openxmlformats.org/drawingml/2006/picture">
+                  <pic:nvPicPr>
+                    <pic:cNvPr id="1707058011" name=""/>
+                    <pic:cNvPicPr/>
+                  </pic:nvPicPr>
+                  <pic:blipFill>
+                    <a:blip r:embed="rId20"/>
+                    <a:stretch>
+                      <a:fillRect/>
+                    </a:stretch>
+                  </pic:blipFill>
+                  <pic:spPr>
+                    <a:xfrm>
+                      <a:off x="0" y="0"/>
+                      <a:ext cx="8183282" cy="2956605"/>
+                    </a:xfrm>
+                    <a:prstGeom prst="rect">
+                      <a:avLst/>
+                    </a:prstGeom>
+                  </pic:spPr>
+                </pic:pic>
+              </a:graphicData>
+            </a:graphic>
+          </wp:inline>
+        </w:drawing>
+      </w:r>
+    </w:p>
+    <w:p>
+      <w:r>
+        <w:drawing>
+          <wp:inline distT="0" distB="0" distL="0" distR="0" wp14:anchorId="7C865CAD" wp14:editId="1D1CC332">
+            <wp:extent cx="8190858" cy="3132455"/>
+            <wp:effectExtent l="0" t="0" r="1270" b="0"/>
+            <wp:docPr id="596146893" name="Picture 1"/>
+            <wp:cNvGraphicFramePr>
+              <a:graphicFrameLocks xmlns:a="http://schemas.openxmlformats.org/drawingml/2006/main" noChangeAspect="1"/>
+            </wp:cNvGraphicFramePr>
+            <a:graphic xmlns:a="http://schemas.openxmlformats.org/drawingml/2006/main">
+              <a:graphicData uri="http://schemas.openxmlformats.org/drawingml/2006/picture">
+                <pic:pic xmlns:pic="http://schemas.openxmlformats.org/drawingml/2006/picture">
+                  <pic:nvPicPr>
+                    <pic:cNvPr id="596146893" name=""/>
+                    <pic:cNvPicPr/>
+                  </pic:nvPicPr>
+                  <pic:blipFill>
+                    <a:blip r:embed="rId21"/>
+                    <a:stretch>
+                      <a:fillRect/>
+                    </a:stretch>
+                  </pic:blipFill>
+                  <pic:spPr>
+                    <a:xfrm>
+                      <a:off x="0" y="0"/>
+                      <a:ext cx="8212916" cy="3140891"/>
+                    </a:xfrm>
+                    <a:prstGeom prst="rect">
+                      <a:avLst/>
+                    </a:prstGeom>
+                  </pic:spPr>
+                </pic:pic>
+              </a:graphicData>
+            </a:graphic>
+          </wp:inline>
+        </w:drawing>
+      </w:r>
+    </w:p>
     <w:sectPr>
       <w:pgSz w:w="16838" w:h="11906" w:orient="landscape"/>
       <w:pgMar w:top="851" w:right="1440" w:bottom="568" w:left="1440" w:header="708" w:footer="708" w:gutter="0"/>
